--- a/documentos_operativos/plantillas/PLANTILLA_REPORTE_SEMANAL_MARIA_EUGENIA.docx
+++ b/documentos_operativos/plantillas/PLANTILLA_REPORTE_SEMANAL_MARIA_EUGENIA.docx
@@ -138,6 +138,36 @@
           <w:sz w:val="20"/>
         </w:rPr>
         <w:t>3. ____________________________________________   4. ____________________________________________</w:t>
+      </w:r>
+    </w:p>
+    <w:p>
+      <w:r>
+        <w:rPr>
+          <w:b w:val="0"/>
+          <w:i w:val="0"/>
+          <w:sz w:val="20"/>
+        </w:rPr>
+        <w:t>De que campana o anuncio vino cada matricula (se ve en el CRM; si no aparece, preguntar al cliente "donde nos viste"):</w:t>
+      </w:r>
+    </w:p>
+    <w:p>
+      <w:r>
+        <w:rPr>
+          <w:b w:val="0"/>
+          <w:i w:val="0"/>
+          <w:sz w:val="20"/>
+        </w:rPr>
+        <w:t>1. ______________________________________   2. ______________________________________</w:t>
+      </w:r>
+    </w:p>
+    <w:p>
+      <w:r>
+        <w:rPr>
+          <w:b w:val="0"/>
+          <w:i w:val="0"/>
+          <w:sz w:val="20"/>
+        </w:rPr>
+        <w:t>3. ______________________________________   4. ______________________________________</w:t>
       </w:r>
     </w:p>
     <w:p>
